--- a/docs/PSSUQ_User_Questionnaire.docx
+++ b/docs/PSSUQ_User_Questionnaire.docx
@@ -14,7 +14,7 @@
           <w:color w:val="2E74B5"/>
           <w:sz w:val="40"/>
         </w:rPr>
-        <w:t>PSSUQ User Usability Questionnaire</w:t>
+        <w:t>Standard PSSUQ 16-Item User Questionnaire</w:t>
       </w:r>
     </w:p>
     <w:p>
@@ -3278,7 +3278,7 @@
                 <w:color w:val="000000"/>
                 <w:sz w:val="16"/>
               </w:rPr>
-              <w:t>Overall, I am satisfied with how easy it is to use this ICT ticketing system.</w:t>
+              <w:t>Overall, I am satisfied with how easy it is to use this system.</w:t>
             </w:r>
           </w:p>
         </w:tc>
@@ -3520,7 +3520,7 @@
                 <w:color w:val="000000"/>
                 <w:sz w:val="16"/>
               </w:rPr>
-              <w:t>The system helps me submit or monitor ICT service requests effectively.</w:t>
+              <w:t>It was simple to use this system.</w:t>
             </w:r>
           </w:p>
         </w:tc>
@@ -3762,7 +3762,7 @@
                 <w:color w:val="000000"/>
                 <w:sz w:val="16"/>
               </w:rPr>
-              <w:t>I can complete ticket-related tasks quickly using this system.</w:t>
+              <w:t>I was able to complete the tasks and scenarios quickly using this system.</w:t>
             </w:r>
           </w:p>
         </w:tc>
@@ -4004,7 +4004,7 @@
                 <w:color w:val="000000"/>
                 <w:sz w:val="16"/>
               </w:rPr>
-              <w:t>The steps for creating, viewing, and tracking a ticket are easy to follow.</w:t>
+              <w:t>I felt comfortable using this system.</w:t>
             </w:r>
           </w:p>
         </w:tc>
@@ -4246,7 +4246,7 @@
                 <w:color w:val="000000"/>
                 <w:sz w:val="16"/>
               </w:rPr>
-              <w:t>The system gives clear feedback after I perform an action.</w:t>
+              <w:t>It was easy to learn to use this system.</w:t>
             </w:r>
           </w:p>
         </w:tc>
@@ -4488,7 +4488,7 @@
                 <w:color w:val="000000"/>
                 <w:sz w:val="16"/>
               </w:rPr>
-              <w:t>The system helps reduce the effort needed to request ICT support.</w:t>
+              <w:t>I believe I could become productive quickly using this system.</w:t>
             </w:r>
           </w:p>
         </w:tc>
@@ -5011,7 +5011,7 @@
                 <w:color w:val="000000"/>
                 <w:sz w:val="16"/>
               </w:rPr>
-              <w:t>The messages, labels, and instructions are clear.</w:t>
+              <w:t>The system gave error messages that clearly told me how to fix problems.</w:t>
             </w:r>
           </w:p>
         </w:tc>
@@ -5253,7 +5253,7 @@
                 <w:color w:val="000000"/>
                 <w:sz w:val="16"/>
               </w:rPr>
-              <w:t>Error messages explain what went wrong and how I can fix it.</w:t>
+              <w:t>Whenever I made a mistake using the system, I could recover easily and quickly.</w:t>
             </w:r>
           </w:p>
         </w:tc>
@@ -5495,7 +5495,7 @@
                 <w:color w:val="000000"/>
                 <w:sz w:val="16"/>
               </w:rPr>
-              <w:t>The ticket details, status, control number, and timeline are easy to understand.</w:t>
+              <w:t>The information, such as online help, on-screen messages, and other documentation, provided with this system was clear.</w:t>
             </w:r>
           </w:p>
         </w:tc>
@@ -5737,7 +5737,7 @@
                 <w:color w:val="000000"/>
                 <w:sz w:val="16"/>
               </w:rPr>
-              <w:t>The dashboard and ticket lists show the information I need.</w:t>
+              <w:t>It was easy to find the information I needed.</w:t>
             </w:r>
           </w:p>
         </w:tc>
@@ -5979,7 +5979,249 @@
                 <w:color w:val="000000"/>
                 <w:sz w:val="16"/>
               </w:rPr>
-              <w:t>The knowledge base, documentation, or help content is useful when I need guidance.</w:t>
+              <w:t>The information provided for the system was easy to understand.</w:t>
+            </w:r>
+          </w:p>
+        </w:tc>
+        <w:tc>
+          <w:tcPr>
+            <w:tcW w:type="dxa" w:w="612"/>
+            <w:vAlign w:val="center"/>
+            <w:tcMar>
+              <w:top w:w="80" w:type="dxa"/>
+              <w:start w:w="120" w:type="dxa"/>
+              <w:bottom w:w="80" w:type="dxa"/>
+              <w:end w:w="120" w:type="dxa"/>
+            </w:tcMar>
+            <w:tcBorders>
+              <w:top w:val="single" w:sz="6" w:space="0" w:color="B8C4D6"/>
+              <w:left w:val="single" w:sz="6" w:space="0" w:color="B8C4D6"/>
+              <w:bottom w:val="single" w:sz="6" w:space="0" w:color="B8C4D6"/>
+              <w:right w:val="single" w:sz="6" w:space="0" w:color="B8C4D6"/>
+              <w:insideH w:val="single" w:sz="6" w:space="0" w:color="B8C4D6"/>
+              <w:insideV w:val="single" w:sz="6" w:space="0" w:color="B8C4D6"/>
+            </w:tcBorders>
+          </w:tcPr>
+          <w:p>
+            <w:pPr>
+              <w:spacing w:after="0" w:line="264" w:lineRule="auto"/>
+              <w:jc w:val="center"/>
+            </w:pPr>
+            <w:r>
+              <w:rPr>
+                <w:rFonts w:ascii="Calibri" w:hAnsi="Calibri"/>
+                <w:b w:val="0"/>
+                <w:color w:val="000000"/>
+                <w:sz w:val="16"/>
+              </w:rPr>
+            </w:r>
+          </w:p>
+        </w:tc>
+        <w:tc>
+          <w:tcPr>
+            <w:tcW w:type="dxa" w:w="612"/>
+            <w:vAlign w:val="center"/>
+            <w:tcMar>
+              <w:top w:w="80" w:type="dxa"/>
+              <w:start w:w="120" w:type="dxa"/>
+              <w:bottom w:w="80" w:type="dxa"/>
+              <w:end w:w="120" w:type="dxa"/>
+            </w:tcMar>
+            <w:tcBorders>
+              <w:top w:val="single" w:sz="6" w:space="0" w:color="B8C4D6"/>
+              <w:left w:val="single" w:sz="6" w:space="0" w:color="B8C4D6"/>
+              <w:bottom w:val="single" w:sz="6" w:space="0" w:color="B8C4D6"/>
+              <w:right w:val="single" w:sz="6" w:space="0" w:color="B8C4D6"/>
+              <w:insideH w:val="single" w:sz="6" w:space="0" w:color="B8C4D6"/>
+              <w:insideV w:val="single" w:sz="6" w:space="0" w:color="B8C4D6"/>
+            </w:tcBorders>
+          </w:tcPr>
+          <w:p>
+            <w:pPr>
+              <w:spacing w:after="0" w:line="264" w:lineRule="auto"/>
+              <w:jc w:val="center"/>
+            </w:pPr>
+            <w:r>
+              <w:rPr>
+                <w:rFonts w:ascii="Calibri" w:hAnsi="Calibri"/>
+                <w:b w:val="0"/>
+                <w:color w:val="000000"/>
+                <w:sz w:val="16"/>
+              </w:rPr>
+            </w:r>
+          </w:p>
+        </w:tc>
+        <w:tc>
+          <w:tcPr>
+            <w:tcW w:type="dxa" w:w="612"/>
+            <w:vAlign w:val="center"/>
+            <w:tcMar>
+              <w:top w:w="80" w:type="dxa"/>
+              <w:start w:w="120" w:type="dxa"/>
+              <w:bottom w:w="80" w:type="dxa"/>
+              <w:end w:w="120" w:type="dxa"/>
+            </w:tcMar>
+            <w:tcBorders>
+              <w:top w:val="single" w:sz="6" w:space="0" w:color="B8C4D6"/>
+              <w:left w:val="single" w:sz="6" w:space="0" w:color="B8C4D6"/>
+              <w:bottom w:val="single" w:sz="6" w:space="0" w:color="B8C4D6"/>
+              <w:right w:val="single" w:sz="6" w:space="0" w:color="B8C4D6"/>
+              <w:insideH w:val="single" w:sz="6" w:space="0" w:color="B8C4D6"/>
+              <w:insideV w:val="single" w:sz="6" w:space="0" w:color="B8C4D6"/>
+            </w:tcBorders>
+          </w:tcPr>
+          <w:p>
+            <w:pPr>
+              <w:spacing w:after="0" w:line="264" w:lineRule="auto"/>
+              <w:jc w:val="center"/>
+            </w:pPr>
+            <w:r>
+              <w:rPr>
+                <w:rFonts w:ascii="Calibri" w:hAnsi="Calibri"/>
+                <w:b w:val="0"/>
+                <w:color w:val="000000"/>
+                <w:sz w:val="16"/>
+              </w:rPr>
+            </w:r>
+          </w:p>
+        </w:tc>
+        <w:tc>
+          <w:tcPr>
+            <w:tcW w:type="dxa" w:w="612"/>
+            <w:vAlign w:val="center"/>
+            <w:tcMar>
+              <w:top w:w="80" w:type="dxa"/>
+              <w:start w:w="120" w:type="dxa"/>
+              <w:bottom w:w="80" w:type="dxa"/>
+              <w:end w:w="120" w:type="dxa"/>
+            </w:tcMar>
+            <w:tcBorders>
+              <w:top w:val="single" w:sz="6" w:space="0" w:color="B8C4D6"/>
+              <w:left w:val="single" w:sz="6" w:space="0" w:color="B8C4D6"/>
+              <w:bottom w:val="single" w:sz="6" w:space="0" w:color="B8C4D6"/>
+              <w:right w:val="single" w:sz="6" w:space="0" w:color="B8C4D6"/>
+              <w:insideH w:val="single" w:sz="6" w:space="0" w:color="B8C4D6"/>
+              <w:insideV w:val="single" w:sz="6" w:space="0" w:color="B8C4D6"/>
+            </w:tcBorders>
+          </w:tcPr>
+          <w:p>
+            <w:pPr>
+              <w:spacing w:after="0" w:line="264" w:lineRule="auto"/>
+              <w:jc w:val="center"/>
+            </w:pPr>
+            <w:r>
+              <w:rPr>
+                <w:rFonts w:ascii="Calibri" w:hAnsi="Calibri"/>
+                <w:b w:val="0"/>
+                <w:color w:val="000000"/>
+                <w:sz w:val="16"/>
+              </w:rPr>
+            </w:r>
+          </w:p>
+        </w:tc>
+        <w:tc>
+          <w:tcPr>
+            <w:tcW w:type="dxa" w:w="612"/>
+            <w:vAlign w:val="center"/>
+            <w:tcMar>
+              <w:top w:w="80" w:type="dxa"/>
+              <w:start w:w="120" w:type="dxa"/>
+              <w:bottom w:w="80" w:type="dxa"/>
+              <w:end w:w="120" w:type="dxa"/>
+            </w:tcMar>
+            <w:tcBorders>
+              <w:top w:val="single" w:sz="6" w:space="0" w:color="B8C4D6"/>
+              <w:left w:val="single" w:sz="6" w:space="0" w:color="B8C4D6"/>
+              <w:bottom w:val="single" w:sz="6" w:space="0" w:color="B8C4D6"/>
+              <w:right w:val="single" w:sz="6" w:space="0" w:color="B8C4D6"/>
+              <w:insideH w:val="single" w:sz="6" w:space="0" w:color="B8C4D6"/>
+              <w:insideV w:val="single" w:sz="6" w:space="0" w:color="B8C4D6"/>
+            </w:tcBorders>
+          </w:tcPr>
+          <w:p>
+            <w:pPr>
+              <w:spacing w:after="0" w:line="264" w:lineRule="auto"/>
+              <w:jc w:val="center"/>
+            </w:pPr>
+            <w:r>
+              <w:rPr>
+                <w:rFonts w:ascii="Calibri" w:hAnsi="Calibri"/>
+                <w:b w:val="0"/>
+                <w:color w:val="000000"/>
+                <w:sz w:val="16"/>
+              </w:rPr>
+            </w:r>
+          </w:p>
+        </w:tc>
+      </w:tr>
+      <w:tr>
+        <w:tc>
+          <w:tcPr>
+            <w:tcW w:type="dxa" w:w="600"/>
+            <w:vAlign w:val="center"/>
+            <w:tcMar>
+              <w:top w:w="80" w:type="dxa"/>
+              <w:start w:w="120" w:type="dxa"/>
+              <w:bottom w:w="80" w:type="dxa"/>
+              <w:end w:w="120" w:type="dxa"/>
+            </w:tcMar>
+            <w:tcBorders>
+              <w:top w:val="single" w:sz="6" w:space="0" w:color="B8C4D6"/>
+              <w:left w:val="single" w:sz="6" w:space="0" w:color="B8C4D6"/>
+              <w:bottom w:val="single" w:sz="6" w:space="0" w:color="B8C4D6"/>
+              <w:right w:val="single" w:sz="6" w:space="0" w:color="B8C4D6"/>
+              <w:insideH w:val="single" w:sz="6" w:space="0" w:color="B8C4D6"/>
+              <w:insideV w:val="single" w:sz="6" w:space="0" w:color="B8C4D6"/>
+            </w:tcBorders>
+          </w:tcPr>
+          <w:p>
+            <w:pPr>
+              <w:spacing w:after="0" w:line="264" w:lineRule="auto"/>
+              <w:jc w:val="center"/>
+            </w:pPr>
+            <w:r>
+              <w:rPr>
+                <w:rFonts w:ascii="Calibri" w:hAnsi="Calibri"/>
+                <w:b w:val="0"/>
+                <w:color w:val="000000"/>
+                <w:sz w:val="16"/>
+              </w:rPr>
+              <w:t>12</w:t>
+            </w:r>
+          </w:p>
+        </w:tc>
+        <w:tc>
+          <w:tcPr>
+            <w:tcW w:type="dxa" w:w="5700"/>
+            <w:vAlign w:val="center"/>
+            <w:tcMar>
+              <w:top w:w="80" w:type="dxa"/>
+              <w:start w:w="120" w:type="dxa"/>
+              <w:bottom w:w="80" w:type="dxa"/>
+              <w:end w:w="120" w:type="dxa"/>
+            </w:tcMar>
+            <w:tcBorders>
+              <w:top w:val="single" w:sz="6" w:space="0" w:color="B8C4D6"/>
+              <w:left w:val="single" w:sz="6" w:space="0" w:color="B8C4D6"/>
+              <w:bottom w:val="single" w:sz="6" w:space="0" w:color="B8C4D6"/>
+              <w:right w:val="single" w:sz="6" w:space="0" w:color="B8C4D6"/>
+              <w:insideH w:val="single" w:sz="6" w:space="0" w:color="B8C4D6"/>
+              <w:insideV w:val="single" w:sz="6" w:space="0" w:color="B8C4D6"/>
+            </w:tcBorders>
+          </w:tcPr>
+          <w:p>
+            <w:pPr>
+              <w:spacing w:after="0" w:line="264" w:lineRule="auto"/>
+              <w:jc w:val="left"/>
+            </w:pPr>
+            <w:r>
+              <w:rPr>
+                <w:rFonts w:ascii="Calibri" w:hAnsi="Calibri"/>
+                <w:b w:val="0"/>
+                <w:color w:val="000000"/>
+                <w:sz w:val="16"/>
+              </w:rPr>
+              <w:t>The information was effective in helping me complete the tasks and scenarios.</w:t>
             </w:r>
           </w:p>
         </w:tc>
@@ -6467,248 +6709,6 @@
                 <w:color w:val="000000"/>
                 <w:sz w:val="16"/>
               </w:rPr>
-              <w:t>12</w:t>
-            </w:r>
-          </w:p>
-        </w:tc>
-        <w:tc>
-          <w:tcPr>
-            <w:tcW w:type="dxa" w:w="5700"/>
-            <w:vAlign w:val="center"/>
-            <w:tcMar>
-              <w:top w:w="80" w:type="dxa"/>
-              <w:start w:w="120" w:type="dxa"/>
-              <w:bottom w:w="80" w:type="dxa"/>
-              <w:end w:w="120" w:type="dxa"/>
-            </w:tcMar>
-            <w:tcBorders>
-              <w:top w:val="single" w:sz="6" w:space="0" w:color="B8C4D6"/>
-              <w:left w:val="single" w:sz="6" w:space="0" w:color="B8C4D6"/>
-              <w:bottom w:val="single" w:sz="6" w:space="0" w:color="B8C4D6"/>
-              <w:right w:val="single" w:sz="6" w:space="0" w:color="B8C4D6"/>
-              <w:insideH w:val="single" w:sz="6" w:space="0" w:color="B8C4D6"/>
-              <w:insideV w:val="single" w:sz="6" w:space="0" w:color="B8C4D6"/>
-            </w:tcBorders>
-          </w:tcPr>
-          <w:p>
-            <w:pPr>
-              <w:spacing w:after="0" w:line="264" w:lineRule="auto"/>
-              <w:jc w:val="left"/>
-            </w:pPr>
-            <w:r>
-              <w:rPr>
-                <w:rFonts w:ascii="Calibri" w:hAnsi="Calibri"/>
-                <w:b w:val="0"/>
-                <w:color w:val="000000"/>
-                <w:sz w:val="16"/>
-              </w:rPr>
-              <w:t>The interface layout is clean and organized.</w:t>
-            </w:r>
-          </w:p>
-        </w:tc>
-        <w:tc>
-          <w:tcPr>
-            <w:tcW w:type="dxa" w:w="612"/>
-            <w:vAlign w:val="center"/>
-            <w:tcMar>
-              <w:top w:w="80" w:type="dxa"/>
-              <w:start w:w="120" w:type="dxa"/>
-              <w:bottom w:w="80" w:type="dxa"/>
-              <w:end w:w="120" w:type="dxa"/>
-            </w:tcMar>
-            <w:tcBorders>
-              <w:top w:val="single" w:sz="6" w:space="0" w:color="B8C4D6"/>
-              <w:left w:val="single" w:sz="6" w:space="0" w:color="B8C4D6"/>
-              <w:bottom w:val="single" w:sz="6" w:space="0" w:color="B8C4D6"/>
-              <w:right w:val="single" w:sz="6" w:space="0" w:color="B8C4D6"/>
-              <w:insideH w:val="single" w:sz="6" w:space="0" w:color="B8C4D6"/>
-              <w:insideV w:val="single" w:sz="6" w:space="0" w:color="B8C4D6"/>
-            </w:tcBorders>
-          </w:tcPr>
-          <w:p>
-            <w:pPr>
-              <w:spacing w:after="0" w:line="264" w:lineRule="auto"/>
-              <w:jc w:val="center"/>
-            </w:pPr>
-            <w:r>
-              <w:rPr>
-                <w:rFonts w:ascii="Calibri" w:hAnsi="Calibri"/>
-                <w:b w:val="0"/>
-                <w:color w:val="000000"/>
-                <w:sz w:val="16"/>
-              </w:rPr>
-            </w:r>
-          </w:p>
-        </w:tc>
-        <w:tc>
-          <w:tcPr>
-            <w:tcW w:type="dxa" w:w="612"/>
-            <w:vAlign w:val="center"/>
-            <w:tcMar>
-              <w:top w:w="80" w:type="dxa"/>
-              <w:start w:w="120" w:type="dxa"/>
-              <w:bottom w:w="80" w:type="dxa"/>
-              <w:end w:w="120" w:type="dxa"/>
-            </w:tcMar>
-            <w:tcBorders>
-              <w:top w:val="single" w:sz="6" w:space="0" w:color="B8C4D6"/>
-              <w:left w:val="single" w:sz="6" w:space="0" w:color="B8C4D6"/>
-              <w:bottom w:val="single" w:sz="6" w:space="0" w:color="B8C4D6"/>
-              <w:right w:val="single" w:sz="6" w:space="0" w:color="B8C4D6"/>
-              <w:insideH w:val="single" w:sz="6" w:space="0" w:color="B8C4D6"/>
-              <w:insideV w:val="single" w:sz="6" w:space="0" w:color="B8C4D6"/>
-            </w:tcBorders>
-          </w:tcPr>
-          <w:p>
-            <w:pPr>
-              <w:spacing w:after="0" w:line="264" w:lineRule="auto"/>
-              <w:jc w:val="center"/>
-            </w:pPr>
-            <w:r>
-              <w:rPr>
-                <w:rFonts w:ascii="Calibri" w:hAnsi="Calibri"/>
-                <w:b w:val="0"/>
-                <w:color w:val="000000"/>
-                <w:sz w:val="16"/>
-              </w:rPr>
-            </w:r>
-          </w:p>
-        </w:tc>
-        <w:tc>
-          <w:tcPr>
-            <w:tcW w:type="dxa" w:w="612"/>
-            <w:vAlign w:val="center"/>
-            <w:tcMar>
-              <w:top w:w="80" w:type="dxa"/>
-              <w:start w:w="120" w:type="dxa"/>
-              <w:bottom w:w="80" w:type="dxa"/>
-              <w:end w:w="120" w:type="dxa"/>
-            </w:tcMar>
-            <w:tcBorders>
-              <w:top w:val="single" w:sz="6" w:space="0" w:color="B8C4D6"/>
-              <w:left w:val="single" w:sz="6" w:space="0" w:color="B8C4D6"/>
-              <w:bottom w:val="single" w:sz="6" w:space="0" w:color="B8C4D6"/>
-              <w:right w:val="single" w:sz="6" w:space="0" w:color="B8C4D6"/>
-              <w:insideH w:val="single" w:sz="6" w:space="0" w:color="B8C4D6"/>
-              <w:insideV w:val="single" w:sz="6" w:space="0" w:color="B8C4D6"/>
-            </w:tcBorders>
-          </w:tcPr>
-          <w:p>
-            <w:pPr>
-              <w:spacing w:after="0" w:line="264" w:lineRule="auto"/>
-              <w:jc w:val="center"/>
-            </w:pPr>
-            <w:r>
-              <w:rPr>
-                <w:rFonts w:ascii="Calibri" w:hAnsi="Calibri"/>
-                <w:b w:val="0"/>
-                <w:color w:val="000000"/>
-                <w:sz w:val="16"/>
-              </w:rPr>
-            </w:r>
-          </w:p>
-        </w:tc>
-        <w:tc>
-          <w:tcPr>
-            <w:tcW w:type="dxa" w:w="612"/>
-            <w:vAlign w:val="center"/>
-            <w:tcMar>
-              <w:top w:w="80" w:type="dxa"/>
-              <w:start w:w="120" w:type="dxa"/>
-              <w:bottom w:w="80" w:type="dxa"/>
-              <w:end w:w="120" w:type="dxa"/>
-            </w:tcMar>
-            <w:tcBorders>
-              <w:top w:val="single" w:sz="6" w:space="0" w:color="B8C4D6"/>
-              <w:left w:val="single" w:sz="6" w:space="0" w:color="B8C4D6"/>
-              <w:bottom w:val="single" w:sz="6" w:space="0" w:color="B8C4D6"/>
-              <w:right w:val="single" w:sz="6" w:space="0" w:color="B8C4D6"/>
-              <w:insideH w:val="single" w:sz="6" w:space="0" w:color="B8C4D6"/>
-              <w:insideV w:val="single" w:sz="6" w:space="0" w:color="B8C4D6"/>
-            </w:tcBorders>
-          </w:tcPr>
-          <w:p>
-            <w:pPr>
-              <w:spacing w:after="0" w:line="264" w:lineRule="auto"/>
-              <w:jc w:val="center"/>
-            </w:pPr>
-            <w:r>
-              <w:rPr>
-                <w:rFonts w:ascii="Calibri" w:hAnsi="Calibri"/>
-                <w:b w:val="0"/>
-                <w:color w:val="000000"/>
-                <w:sz w:val="16"/>
-              </w:rPr>
-            </w:r>
-          </w:p>
-        </w:tc>
-        <w:tc>
-          <w:tcPr>
-            <w:tcW w:type="dxa" w:w="612"/>
-            <w:vAlign w:val="center"/>
-            <w:tcMar>
-              <w:top w:w="80" w:type="dxa"/>
-              <w:start w:w="120" w:type="dxa"/>
-              <w:bottom w:w="80" w:type="dxa"/>
-              <w:end w:w="120" w:type="dxa"/>
-            </w:tcMar>
-            <w:tcBorders>
-              <w:top w:val="single" w:sz="6" w:space="0" w:color="B8C4D6"/>
-              <w:left w:val="single" w:sz="6" w:space="0" w:color="B8C4D6"/>
-              <w:bottom w:val="single" w:sz="6" w:space="0" w:color="B8C4D6"/>
-              <w:right w:val="single" w:sz="6" w:space="0" w:color="B8C4D6"/>
-              <w:insideH w:val="single" w:sz="6" w:space="0" w:color="B8C4D6"/>
-              <w:insideV w:val="single" w:sz="6" w:space="0" w:color="B8C4D6"/>
-            </w:tcBorders>
-          </w:tcPr>
-          <w:p>
-            <w:pPr>
-              <w:spacing w:after="0" w:line="264" w:lineRule="auto"/>
-              <w:jc w:val="center"/>
-            </w:pPr>
-            <w:r>
-              <w:rPr>
-                <w:rFonts w:ascii="Calibri" w:hAnsi="Calibri"/>
-                <w:b w:val="0"/>
-                <w:color w:val="000000"/>
-                <w:sz w:val="16"/>
-              </w:rPr>
-            </w:r>
-          </w:p>
-        </w:tc>
-      </w:tr>
-      <w:tr>
-        <w:tc>
-          <w:tcPr>
-            <w:tcW w:type="dxa" w:w="600"/>
-            <w:vAlign w:val="center"/>
-            <w:tcMar>
-              <w:top w:w="80" w:type="dxa"/>
-              <w:start w:w="120" w:type="dxa"/>
-              <w:bottom w:w="80" w:type="dxa"/>
-              <w:end w:w="120" w:type="dxa"/>
-            </w:tcMar>
-            <w:tcBorders>
-              <w:top w:val="single" w:sz="6" w:space="0" w:color="B8C4D6"/>
-              <w:left w:val="single" w:sz="6" w:space="0" w:color="B8C4D6"/>
-              <w:bottom w:val="single" w:sz="6" w:space="0" w:color="B8C4D6"/>
-              <w:right w:val="single" w:sz="6" w:space="0" w:color="B8C4D6"/>
-              <w:insideH w:val="single" w:sz="6" w:space="0" w:color="B8C4D6"/>
-              <w:insideV w:val="single" w:sz="6" w:space="0" w:color="B8C4D6"/>
-            </w:tcBorders>
-          </w:tcPr>
-          <w:p>
-            <w:pPr>
-              <w:spacing w:after="0" w:line="264" w:lineRule="auto"/>
-              <w:jc w:val="center"/>
-            </w:pPr>
-            <w:r>
-              <w:rPr>
-                <w:rFonts w:ascii="Calibri" w:hAnsi="Calibri"/>
-                <w:b w:val="0"/>
-                <w:color w:val="000000"/>
-                <w:sz w:val="16"/>
-              </w:rPr>
               <w:t>13</w:t>
             </w:r>
           </w:p>
@@ -6744,7 +6744,7 @@
                 <w:color w:val="000000"/>
                 <w:sz w:val="16"/>
               </w:rPr>
-              <w:t>Buttons, menus, icons, and forms are placed where I expect them to be.</w:t>
+              <w:t>The organization of information on the system screens was clear.</w:t>
             </w:r>
           </w:p>
         </w:tc>
@@ -6986,7 +6986,7 @@
                 <w:color w:val="000000"/>
                 <w:sz w:val="16"/>
               </w:rPr>
-              <w:t>Text is readable and the visual design is comfortable to use.</w:t>
+              <w:t>The interface of this system was pleasant.</w:t>
             </w:r>
           </w:p>
         </w:tc>
@@ -7228,7 +7228,7 @@
                 <w:color w:val="000000"/>
                 <w:sz w:val="16"/>
               </w:rPr>
-              <w:t>The system works well on the device I used for testing.</w:t>
+              <w:t>I liked using the interface of this system.</w:t>
             </w:r>
           </w:p>
         </w:tc>
@@ -7403,6 +7403,287 @@
           </w:p>
         </w:tc>
       </w:tr>
+    </w:tbl>
+    <w:p/>
+    <w:p>
+      <w:pPr>
+        <w:pStyle w:val="Heading2"/>
+      </w:pPr>
+      <w:r>
+        <w:t>Overall Satisfaction</w:t>
+      </w:r>
+    </w:p>
+    <w:tbl>
+      <w:tblPr>
+        <w:tblStyle w:val="TableGrid"/>
+        <w:tblW w:type="dxa" w:w="9360"/>
+        <w:jc w:val="center"/>
+        <w:tblLayout w:type="fixed"/>
+        <w:tblLook w:firstColumn="1" w:firstRow="1" w:lastColumn="0" w:lastRow="0" w:noHBand="0" w:noVBand="1" w:val="04A0"/>
+      </w:tblPr>
+      <w:tblGrid>
+        <w:gridCol w:w="600"/>
+        <w:gridCol w:w="5700"/>
+        <w:gridCol w:w="612"/>
+        <w:gridCol w:w="612"/>
+        <w:gridCol w:w="612"/>
+        <w:gridCol w:w="612"/>
+        <w:gridCol w:w="612"/>
+      </w:tblGrid>
+      <w:tr>
+        <w:tc>
+          <w:tcPr>
+            <w:tcW w:type="dxa" w:w="600"/>
+            <w:shd w:fill="E8EEF5"/>
+            <w:vAlign w:val="center"/>
+            <w:tcMar>
+              <w:top w:w="80" w:type="dxa"/>
+              <w:start w:w="120" w:type="dxa"/>
+              <w:bottom w:w="80" w:type="dxa"/>
+              <w:end w:w="120" w:type="dxa"/>
+            </w:tcMar>
+            <w:tcBorders>
+              <w:top w:val="single" w:sz="6" w:space="0" w:color="B8C4D6"/>
+              <w:left w:val="single" w:sz="6" w:space="0" w:color="B8C4D6"/>
+              <w:bottom w:val="single" w:sz="6" w:space="0" w:color="B8C4D6"/>
+              <w:right w:val="single" w:sz="6" w:space="0" w:color="B8C4D6"/>
+              <w:insideH w:val="single" w:sz="6" w:space="0" w:color="B8C4D6"/>
+              <w:insideV w:val="single" w:sz="6" w:space="0" w:color="B8C4D6"/>
+            </w:tcBorders>
+          </w:tcPr>
+          <w:p>
+            <w:pPr>
+              <w:spacing w:after="0" w:line="264" w:lineRule="auto"/>
+              <w:jc w:val="center"/>
+            </w:pPr>
+            <w:r>
+              <w:rPr>
+                <w:rFonts w:ascii="Calibri" w:hAnsi="Calibri"/>
+                <w:b/>
+                <w:color w:val="1F4D78"/>
+                <w:sz w:val="16"/>
+              </w:rPr>
+              <w:t>No.</w:t>
+            </w:r>
+          </w:p>
+        </w:tc>
+        <w:tc>
+          <w:tcPr>
+            <w:tcW w:type="dxa" w:w="5700"/>
+            <w:shd w:fill="E8EEF5"/>
+            <w:vAlign w:val="center"/>
+            <w:tcMar>
+              <w:top w:w="80" w:type="dxa"/>
+              <w:start w:w="120" w:type="dxa"/>
+              <w:bottom w:w="80" w:type="dxa"/>
+              <w:end w:w="120" w:type="dxa"/>
+            </w:tcMar>
+            <w:tcBorders>
+              <w:top w:val="single" w:sz="6" w:space="0" w:color="B8C4D6"/>
+              <w:left w:val="single" w:sz="6" w:space="0" w:color="B8C4D6"/>
+              <w:bottom w:val="single" w:sz="6" w:space="0" w:color="B8C4D6"/>
+              <w:right w:val="single" w:sz="6" w:space="0" w:color="B8C4D6"/>
+              <w:insideH w:val="single" w:sz="6" w:space="0" w:color="B8C4D6"/>
+              <w:insideV w:val="single" w:sz="6" w:space="0" w:color="B8C4D6"/>
+            </w:tcBorders>
+          </w:tcPr>
+          <w:p>
+            <w:pPr>
+              <w:spacing w:after="0" w:line="264" w:lineRule="auto"/>
+              <w:jc w:val="center"/>
+            </w:pPr>
+            <w:r>
+              <w:rPr>
+                <w:rFonts w:ascii="Calibri" w:hAnsi="Calibri"/>
+                <w:b/>
+                <w:color w:val="1F4D78"/>
+                <w:sz w:val="16"/>
+              </w:rPr>
+              <w:t>Statement</w:t>
+            </w:r>
+          </w:p>
+        </w:tc>
+        <w:tc>
+          <w:tcPr>
+            <w:tcW w:type="dxa" w:w="612"/>
+            <w:shd w:fill="E8EEF5"/>
+            <w:vAlign w:val="center"/>
+            <w:tcMar>
+              <w:top w:w="80" w:type="dxa"/>
+              <w:start w:w="120" w:type="dxa"/>
+              <w:bottom w:w="80" w:type="dxa"/>
+              <w:end w:w="120" w:type="dxa"/>
+            </w:tcMar>
+            <w:tcBorders>
+              <w:top w:val="single" w:sz="6" w:space="0" w:color="B8C4D6"/>
+              <w:left w:val="single" w:sz="6" w:space="0" w:color="B8C4D6"/>
+              <w:bottom w:val="single" w:sz="6" w:space="0" w:color="B8C4D6"/>
+              <w:right w:val="single" w:sz="6" w:space="0" w:color="B8C4D6"/>
+              <w:insideH w:val="single" w:sz="6" w:space="0" w:color="B8C4D6"/>
+              <w:insideV w:val="single" w:sz="6" w:space="0" w:color="B8C4D6"/>
+            </w:tcBorders>
+          </w:tcPr>
+          <w:p>
+            <w:pPr>
+              <w:spacing w:after="0" w:line="264" w:lineRule="auto"/>
+              <w:jc w:val="center"/>
+            </w:pPr>
+            <w:r>
+              <w:rPr>
+                <w:rFonts w:ascii="Calibri" w:hAnsi="Calibri"/>
+                <w:b/>
+                <w:color w:val="1F4D78"/>
+                <w:sz w:val="16"/>
+              </w:rPr>
+              <w:t>5</w:t>
+            </w:r>
+          </w:p>
+        </w:tc>
+        <w:tc>
+          <w:tcPr>
+            <w:tcW w:type="dxa" w:w="612"/>
+            <w:shd w:fill="E8EEF5"/>
+            <w:vAlign w:val="center"/>
+            <w:tcMar>
+              <w:top w:w="80" w:type="dxa"/>
+              <w:start w:w="120" w:type="dxa"/>
+              <w:bottom w:w="80" w:type="dxa"/>
+              <w:end w:w="120" w:type="dxa"/>
+            </w:tcMar>
+            <w:tcBorders>
+              <w:top w:val="single" w:sz="6" w:space="0" w:color="B8C4D6"/>
+              <w:left w:val="single" w:sz="6" w:space="0" w:color="B8C4D6"/>
+              <w:bottom w:val="single" w:sz="6" w:space="0" w:color="B8C4D6"/>
+              <w:right w:val="single" w:sz="6" w:space="0" w:color="B8C4D6"/>
+              <w:insideH w:val="single" w:sz="6" w:space="0" w:color="B8C4D6"/>
+              <w:insideV w:val="single" w:sz="6" w:space="0" w:color="B8C4D6"/>
+            </w:tcBorders>
+          </w:tcPr>
+          <w:p>
+            <w:pPr>
+              <w:spacing w:after="0" w:line="264" w:lineRule="auto"/>
+              <w:jc w:val="center"/>
+            </w:pPr>
+            <w:r>
+              <w:rPr>
+                <w:rFonts w:ascii="Calibri" w:hAnsi="Calibri"/>
+                <w:b/>
+                <w:color w:val="1F4D78"/>
+                <w:sz w:val="16"/>
+              </w:rPr>
+              <w:t>4</w:t>
+            </w:r>
+          </w:p>
+        </w:tc>
+        <w:tc>
+          <w:tcPr>
+            <w:tcW w:type="dxa" w:w="612"/>
+            <w:shd w:fill="E8EEF5"/>
+            <w:vAlign w:val="center"/>
+            <w:tcMar>
+              <w:top w:w="80" w:type="dxa"/>
+              <w:start w:w="120" w:type="dxa"/>
+              <w:bottom w:w="80" w:type="dxa"/>
+              <w:end w:w="120" w:type="dxa"/>
+            </w:tcMar>
+            <w:tcBorders>
+              <w:top w:val="single" w:sz="6" w:space="0" w:color="B8C4D6"/>
+              <w:left w:val="single" w:sz="6" w:space="0" w:color="B8C4D6"/>
+              <w:bottom w:val="single" w:sz="6" w:space="0" w:color="B8C4D6"/>
+              <w:right w:val="single" w:sz="6" w:space="0" w:color="B8C4D6"/>
+              <w:insideH w:val="single" w:sz="6" w:space="0" w:color="B8C4D6"/>
+              <w:insideV w:val="single" w:sz="6" w:space="0" w:color="B8C4D6"/>
+            </w:tcBorders>
+          </w:tcPr>
+          <w:p>
+            <w:pPr>
+              <w:spacing w:after="0" w:line="264" w:lineRule="auto"/>
+              <w:jc w:val="center"/>
+            </w:pPr>
+            <w:r>
+              <w:rPr>
+                <w:rFonts w:ascii="Calibri" w:hAnsi="Calibri"/>
+                <w:b/>
+                <w:color w:val="1F4D78"/>
+                <w:sz w:val="16"/>
+              </w:rPr>
+              <w:t>3</w:t>
+            </w:r>
+          </w:p>
+        </w:tc>
+        <w:tc>
+          <w:tcPr>
+            <w:tcW w:type="dxa" w:w="612"/>
+            <w:shd w:fill="E8EEF5"/>
+            <w:vAlign w:val="center"/>
+            <w:tcMar>
+              <w:top w:w="80" w:type="dxa"/>
+              <w:start w:w="120" w:type="dxa"/>
+              <w:bottom w:w="80" w:type="dxa"/>
+              <w:end w:w="120" w:type="dxa"/>
+            </w:tcMar>
+            <w:tcBorders>
+              <w:top w:val="single" w:sz="6" w:space="0" w:color="B8C4D6"/>
+              <w:left w:val="single" w:sz="6" w:space="0" w:color="B8C4D6"/>
+              <w:bottom w:val="single" w:sz="6" w:space="0" w:color="B8C4D6"/>
+              <w:right w:val="single" w:sz="6" w:space="0" w:color="B8C4D6"/>
+              <w:insideH w:val="single" w:sz="6" w:space="0" w:color="B8C4D6"/>
+              <w:insideV w:val="single" w:sz="6" w:space="0" w:color="B8C4D6"/>
+            </w:tcBorders>
+          </w:tcPr>
+          <w:p>
+            <w:pPr>
+              <w:spacing w:after="0" w:line="264" w:lineRule="auto"/>
+              <w:jc w:val="center"/>
+            </w:pPr>
+            <w:r>
+              <w:rPr>
+                <w:rFonts w:ascii="Calibri" w:hAnsi="Calibri"/>
+                <w:b/>
+                <w:color w:val="1F4D78"/>
+                <w:sz w:val="16"/>
+              </w:rPr>
+              <w:t>2</w:t>
+            </w:r>
+          </w:p>
+        </w:tc>
+        <w:tc>
+          <w:tcPr>
+            <w:tcW w:type="dxa" w:w="612"/>
+            <w:shd w:fill="E8EEF5"/>
+            <w:vAlign w:val="center"/>
+            <w:tcMar>
+              <w:top w:w="80" w:type="dxa"/>
+              <w:start w:w="120" w:type="dxa"/>
+              <w:bottom w:w="80" w:type="dxa"/>
+              <w:end w:w="120" w:type="dxa"/>
+            </w:tcMar>
+            <w:tcBorders>
+              <w:top w:val="single" w:sz="6" w:space="0" w:color="B8C4D6"/>
+              <w:left w:val="single" w:sz="6" w:space="0" w:color="B8C4D6"/>
+              <w:bottom w:val="single" w:sz="6" w:space="0" w:color="B8C4D6"/>
+              <w:right w:val="single" w:sz="6" w:space="0" w:color="B8C4D6"/>
+              <w:insideH w:val="single" w:sz="6" w:space="0" w:color="B8C4D6"/>
+              <w:insideV w:val="single" w:sz="6" w:space="0" w:color="B8C4D6"/>
+            </w:tcBorders>
+          </w:tcPr>
+          <w:p>
+            <w:pPr>
+              <w:spacing w:after="0" w:line="264" w:lineRule="auto"/>
+              <w:jc w:val="center"/>
+            </w:pPr>
+            <w:r>
+              <w:rPr>
+                <w:rFonts w:ascii="Calibri" w:hAnsi="Calibri"/>
+                <w:b/>
+                <w:color w:val="1F4D78"/>
+                <w:sz w:val="16"/>
+              </w:rPr>
+              <w:t>1</w:t>
+            </w:r>
+          </w:p>
+        </w:tc>
+      </w:tr>
       <w:tr>
         <w:tc>
           <w:tcPr>
@@ -7470,7 +7751,7 @@
                 <w:color w:val="000000"/>
                 <w:sz w:val="16"/>
               </w:rPr>
-              <w:t>Overall, I am satisfied with this ICT ticketing system.</w:t>
+              <w:t>Overall, I am satisfied with this system.</w:t>
             </w:r>
           </w:p>
         </w:tc>
@@ -8525,7 +8806,7 @@
                 <w:color w:val="000000"/>
                 <w:sz w:val="16"/>
               </w:rPr>
-              <w:t>7-11</w:t>
+              <w:t>7-12</w:t>
             </w:r>
           </w:p>
         </w:tc>
@@ -8665,7 +8946,7 @@
                 <w:color w:val="000000"/>
                 <w:sz w:val="16"/>
               </w:rPr>
-              <w:t>12-15</w:t>
+              <w:t>13-15</w:t>
             </w:r>
           </w:p>
         </w:tc>
